--- a/webapp/templates/TOTRINH/13_Mau_Giay_moi_PGD.docx
+++ b/webapp/templates/TOTRINH/13_Mau_Giay_moi_PGD.docx
@@ -881,21 +881,7 @@
         </w:rPr>
       </w:pPr>
       <w:r>
-        <w:rPr>
-          <w:rFonts w:ascii="Times New Roman" w:hAnsi="Times New Roman"/>
-          <w:szCs w:val="28"/>
-          <w:lang w:val="sv-SE"/>
-        </w:rPr>
-        <w:t>Chủ trì: ………………………</w:t>
-      </w:r>
-      <w:r>
-        <w:rPr>
-          <w:rFonts w:ascii="Times New Roman" w:hAnsi="Times New Roman"/>
-          <w:szCs w:val="28"/>
-          <w:lang w:val="sv-SE"/>
-        </w:rPr>
-        <w:tab/>
-        <w:t>………………………….……………….</w:t>
+        <w:t>Chủ trì: (CHUTRI)</w:t>
       </w:r>
     </w:p>
     <w:p>
@@ -915,21 +901,7 @@
         </w:rPr>
       </w:pPr>
       <w:r>
-        <w:rPr>
-          <w:rFonts w:ascii="Times New Roman" w:hAnsi="Times New Roman"/>
-          <w:szCs w:val="28"/>
-          <w:lang w:val="sv-SE"/>
-        </w:rPr>
-        <w:t>Thời gian:……</w:t>
-      </w:r>
-      <w:r>
-        <w:rPr>
-          <w:rFonts w:ascii="Times New Roman" w:hAnsi="Times New Roman"/>
-          <w:szCs w:val="28"/>
-          <w:lang w:val="sv-SE"/>
-        </w:rPr>
-        <w:tab/>
-        <w:t xml:space="preserve"> …………………………………………………….</w:t>
+        <w:t>Thời gian: (TIME)</w:t>
       </w:r>
     </w:p>
     <w:p>
@@ -1082,7 +1054,7 @@
                 <w:rFonts w:ascii="Times New Roman" w:hAnsi="Times New Roman"/>
                 <w:b/>
                 <w:szCs w:val="28"/>
-                <w:lang w:val="vi-VN"/>
+                <w:lang w:val="sv-SE"/>
               </w:rPr>
             </w:pPr>
             <w:r>
@@ -1090,9 +1062,9 @@
                 <w:rFonts w:ascii="Times New Roman" w:hAnsi="Times New Roman"/>
                 <w:b/>
                 <w:szCs w:val="28"/>
-                <w:lang w:val="vi-VN"/>
-              </w:rPr>
-              <w:t xml:space="preserve">KT. </w:t>
+                <w:lang w:val="sv-SE"/>
+              </w:rPr>
+              <w:t>GIÁM ĐỐC</w:t>
             </w:r>
             <w:r>
               <w:rPr>
@@ -1101,27 +1073,25 @@
                 <w:szCs w:val="28"/>
                 <w:lang w:val="sv-SE"/>
               </w:rPr>
-              <w:t>GIÁM ĐỐC</w:t>
-            </w:r>
-          </w:p>
-          <w:p>
-            <w:pPr>
-              <w:jc w:val="center"/>
+              <w:t xml:space="preserve"> (</w:t>
+            </w:r>
+            <w:r>
               <w:rPr>
                 <w:rFonts w:ascii="Times New Roman" w:hAnsi="Times New Roman"/>
                 <w:b/>
                 <w:szCs w:val="28"/>
-                <w:lang w:val="vi-VN"/>
-              </w:rPr>
-            </w:pPr>
+                <w:lang w:val="sv-SE"/>
+              </w:rPr>
+              <w:t>9</w:t>
+            </w:r>
             <w:r>
               <w:rPr>
                 <w:rFonts w:ascii="Times New Roman" w:hAnsi="Times New Roman"/>
                 <w:b/>
                 <w:szCs w:val="28"/>
-                <w:lang w:val="vi-VN"/>
-              </w:rPr>
-              <w:t>PHÓ GIÁM ĐỐC</w:t>
+                <w:lang w:val="sv-SE"/>
+              </w:rPr>
+              <w:t>)</w:t>
             </w:r>
           </w:p>
         </w:tc>

--- a/webapp/templates/TOTRINH/13_Mau_Giay_moi_PGD.docx
+++ b/webapp/templates/TOTRINH/13_Mau_Giay_moi_PGD.docx
@@ -1054,7 +1054,7 @@
                 <w:rFonts w:ascii="Times New Roman" w:hAnsi="Times New Roman"/>
                 <w:b/>
                 <w:szCs w:val="28"/>
-                <w:lang w:val="sv-SE"/>
+                <w:lang w:val="vi-VN"/>
               </w:rPr>
             </w:pPr>
             <w:r>
@@ -1062,36 +1062,18 @@
                 <w:rFonts w:ascii="Times New Roman" w:hAnsi="Times New Roman"/>
                 <w:b/>
                 <w:szCs w:val="28"/>
+                <w:lang w:val="vi-VN"/>
+              </w:rPr>
+              <w:t xml:space="preserve">    KT. </w:t>
+            </w:r>
+            <w:r>
+              <w:rPr>
+                <w:rFonts w:ascii="Times New Roman" w:hAnsi="Times New Roman"/>
+                <w:b/>
+                <w:szCs w:val="28"/>
                 <w:lang w:val="sv-SE"/>
               </w:rPr>
               <w:t>GIÁM ĐỐC</w:t>
-            </w:r>
-            <w:r>
-              <w:rPr>
-                <w:rFonts w:ascii="Times New Roman" w:hAnsi="Times New Roman"/>
-                <w:b/>
-                <w:szCs w:val="28"/>
-                <w:lang w:val="sv-SE"/>
-              </w:rPr>
-              <w:t xml:space="preserve"> (</w:t>
-            </w:r>
-            <w:r>
-              <w:rPr>
-                <w:rFonts w:ascii="Times New Roman" w:hAnsi="Times New Roman"/>
-                <w:b/>
-                <w:szCs w:val="28"/>
-                <w:lang w:val="sv-SE"/>
-              </w:rPr>
-              <w:t>9</w:t>
-            </w:r>
-            <w:r>
-              <w:rPr>
-                <w:rFonts w:ascii="Times New Roman" w:hAnsi="Times New Roman"/>
-                <w:b/>
-                <w:szCs w:val="28"/>
-                <w:lang w:val="sv-SE"/>
-              </w:rPr>
-              <w:t>)</w:t>
             </w:r>
           </w:p>
         </w:tc>
@@ -1279,6 +1261,7 @@
               <w:t xml:space="preserve"> </w:t>
             </w:r>
             <w:proofErr w:type="spellStart"/>
+            <w:proofErr w:type="gramStart"/>
             <w:r>
               <w:rPr>
                 <w:rFonts w:ascii="Times New Roman" w:hAnsi="Times New Roman"/>
@@ -1298,8 +1281,9 @@
                 <w:sz w:val="24"/>
                 <w:szCs w:val="24"/>
               </w:rPr>
-              <w:t>: ..(</w:t>
-            </w:r>
+              <w:t>: ..</w:t>
+            </w:r>
+            <w:proofErr w:type="gramEnd"/>
             <w:r>
               <w:rPr>
                 <w:rFonts w:ascii="Times New Roman" w:hAnsi="Times New Roman"/>
@@ -1308,7 +1292,7 @@
                 <w:sz w:val="24"/>
                 <w:szCs w:val="24"/>
               </w:rPr>
-              <w:t>1</w:t>
+              <w:t>(</w:t>
             </w:r>
             <w:r>
               <w:rPr>
@@ -1318,7 +1302,7 @@
                 <w:sz w:val="24"/>
                 <w:szCs w:val="24"/>
               </w:rPr>
-              <w:t>2</w:t>
+              <w:t>1</w:t>
             </w:r>
             <w:r>
               <w:rPr>
@@ -1328,7 +1312,29 @@
                 <w:sz w:val="24"/>
                 <w:szCs w:val="24"/>
               </w:rPr>
-              <w:t>)..-</w:t>
+              <w:t>2</w:t>
+            </w:r>
+            <w:proofErr w:type="gramStart"/>
+            <w:r>
+              <w:rPr>
+                <w:rFonts w:ascii="Times New Roman" w:hAnsi="Times New Roman"/>
+                <w:b/>
+                <w:bCs/>
+                <w:sz w:val="24"/>
+                <w:szCs w:val="24"/>
+              </w:rPr>
+              <w:t>)..</w:t>
+            </w:r>
+            <w:proofErr w:type="gramEnd"/>
+            <w:r>
+              <w:rPr>
+                <w:rFonts w:ascii="Times New Roman" w:hAnsi="Times New Roman"/>
+                <w:b/>
+                <w:bCs/>
+                <w:sz w:val="24"/>
+                <w:szCs w:val="24"/>
+              </w:rPr>
+              <w:t>-</w:t>
             </w:r>
             <w:r>
               <w:rPr>
@@ -1378,13 +1384,24 @@
               <w:ind w:right="-1"/>
               <w:rPr>
                 <w:rFonts w:ascii="Times New Roman" w:hAnsi="Times New Roman"/>
-                <w:i/>
-                <w:iCs/>
+                <w:b/>
+                <w:bCs/>
                 <w:sz w:val="26"/>
                 <w:szCs w:val="26"/>
-                <w:lang w:val="sv-SE"/>
+                <w:lang w:val="vi-VN"/>
               </w:rPr>
             </w:pPr>
+            <w:r>
+              <w:rPr>
+                <w:rFonts w:ascii="Times New Roman" w:hAnsi="Times New Roman"/>
+                <w:b/>
+                <w:bCs/>
+                <w:sz w:val="26"/>
+                <w:szCs w:val="26"/>
+                <w:lang w:val="vi-VN"/>
+              </w:rPr>
+              <w:t xml:space="preserve">                                 PHÓ GIÁM  ĐỐC </w:t>
+            </w:r>
           </w:p>
           <w:p>
             <w:pPr>

--- a/webapp/templates/TOTRINH/13_Mau_Giay_moi_PGD.docx
+++ b/webapp/templates/TOTRINH/13_Mau_Giay_moi_PGD.docx
@@ -1538,24 +1538,7 @@
               </w:rPr>
             </w:pPr>
             <w:r>
-              <w:rPr>
-                <w:rFonts w:ascii="Times New Roman" w:hAnsi="Times New Roman"/>
-                <w:b/>
-                <w:bCs/>
-                <w:szCs w:val="28"/>
-                <w:lang w:val="sv-SE"/>
-              </w:rPr>
-              <w:t>Họ và tên</w:t>
-            </w:r>
-            <w:r>
-              <w:rPr>
-                <w:rFonts w:ascii="Times New Roman" w:hAnsi="Times New Roman"/>
-                <w:b/>
-                <w:bCs/>
-                <w:szCs w:val="28"/>
-                <w:lang w:val="sv-SE"/>
-              </w:rPr>
-              <w:t xml:space="preserve"> </w:t>
+              <w:t>(SIGNER)</w:t>
             </w:r>
           </w:p>
         </w:tc>

--- a/webapp/templates/TOTRINH/13_Mau_Giay_moi_PGD.docx
+++ b/webapp/templates/TOTRINH/13_Mau_Giay_moi_PGD.docx
@@ -631,49 +631,7 @@
         </w:rPr>
       </w:pPr>
       <w:r>
-        <w:rPr>
-          <w:rFonts w:ascii="Times New Roman" w:hAnsi="Times New Roman"/>
-          <w:b/>
-          <w:szCs w:val="28"/>
-          <w:lang w:val="sv-SE"/>
-        </w:rPr>
-        <w:t xml:space="preserve">................ </w:t>
-      </w:r>
-      <w:r>
-        <w:rPr>
-          <w:rFonts w:ascii="Times New Roman" w:hAnsi="Times New Roman"/>
-          <w:b/>
-          <w:szCs w:val="28"/>
-          <w:lang w:val="sv-SE"/>
-        </w:rPr>
-        <w:t>(</w:t>
-      </w:r>
-      <w:r>
-        <w:rPr>
-          <w:rFonts w:ascii="Times New Roman" w:hAnsi="Times New Roman"/>
-          <w:b/>
-          <w:szCs w:val="28"/>
-          <w:lang w:val="sv-SE"/>
-        </w:rPr>
-        <w:t>3</w:t>
-      </w:r>
-      <w:r>
-        <w:rPr>
-          <w:rFonts w:ascii="Times New Roman" w:hAnsi="Times New Roman"/>
-          <w:b/>
-          <w:szCs w:val="28"/>
-          <w:lang w:val="sv-SE"/>
-        </w:rPr>
-        <w:t>)</w:t>
-      </w:r>
-      <w:r>
-        <w:rPr>
-          <w:rFonts w:ascii="Times New Roman" w:hAnsi="Times New Roman"/>
-          <w:b/>
-          <w:szCs w:val="28"/>
-          <w:lang w:val="sv-SE"/>
-        </w:rPr>
-        <w:t xml:space="preserve"> ...............</w:t>
+        <w:t>(TITLE)</w:t>
       </w:r>
     </w:p>
     <w:p>
